--- a/backend-exhibits/Google Chat-to-Google Chat Included.docx
+++ b/backend-exhibits/Google Chat-to-Google Chat Included.docx
@@ -45,7 +45,7 @@
             </w:pPr>
             <w:r>
               <w:rPr>
-                <w:sz w:val="22"/>
+                <w:sz w:val="21"/>
                 <w:shd w:val="clear" w:color="auto" w:fill="auto"/>
               </w:rPr>
               <w:t>Included in Google Chat to Google Chat Migration features</w:t>
@@ -75,7 +75,7 @@
             <w:r>
               <w:rPr>
                 <w:b w:val="0"/>
-                <w:sz w:val="22"/>
+                <w:sz w:val="21"/>
                 <w:shd w:val="clear" w:color="auto" w:fill="auto"/>
               </w:rPr>
               <w:t>One Time Migration</w:t>
@@ -101,7 +101,7 @@
             <w:r>
               <w:rPr>
                 <w:b w:val="0"/>
-                <w:sz w:val="22"/>
+                <w:sz w:val="21"/>
                 <w:shd w:val="clear" w:color="auto" w:fill="auto"/>
               </w:rPr>
               <w:t>The initial transfer of channels and direct messages (DMs) from Source to Destination</w:t>
@@ -131,7 +131,7 @@
             <w:r>
               <w:rPr>
                 <w:b w:val="0"/>
-                <w:sz w:val="22"/>
+                <w:sz w:val="21"/>
                 <w:shd w:val="clear" w:color="auto" w:fill="auto"/>
               </w:rPr>
               <w:t>Delta migration</w:t>
@@ -157,7 +157,7 @@
             <w:r>
               <w:rPr>
                 <w:b w:val="0"/>
-                <w:sz w:val="22"/>
+                <w:sz w:val="21"/>
                 <w:shd w:val="clear" w:color="auto" w:fill="auto"/>
               </w:rPr>
               <w:t>Transfers only the incremental changes or new/modified data in Channels and DMs since the last migration</w:t>
@@ -187,7 +187,7 @@
             <w:r>
               <w:rPr>
                 <w:b w:val="0"/>
-                <w:sz w:val="22"/>
+                <w:sz w:val="21"/>
                 <w:shd w:val="clear" w:color="auto" w:fill="auto"/>
               </w:rPr>
               <w:t>Public channels Migration</w:t>
@@ -213,7 +213,7 @@
             <w:r>
               <w:rPr>
                 <w:b w:val="0"/>
-                <w:sz w:val="22"/>
+                <w:sz w:val="21"/>
                 <w:shd w:val="clear" w:color="auto" w:fill="auto"/>
               </w:rPr>
               <w:t>Migrates data from public groups, including all associated messages, attachments, etc to the destination platform</w:t>
@@ -243,7 +243,7 @@
             <w:r>
               <w:rPr>
                 <w:b w:val="0"/>
-                <w:sz w:val="22"/>
+                <w:sz w:val="21"/>
                 <w:shd w:val="clear" w:color="auto" w:fill="auto"/>
               </w:rPr>
               <w:t>Private Channel Migrations</w:t>
@@ -269,7 +269,7 @@
             <w:r>
               <w:rPr>
                 <w:b w:val="0"/>
-                <w:sz w:val="22"/>
+                <w:sz w:val="21"/>
                 <w:shd w:val="clear" w:color="auto" w:fill="auto"/>
               </w:rPr>
               <w:t>Migrating data from private channels, preserving message history and content while maintaining the appropriate access restrictions.</w:t>
@@ -299,7 +299,7 @@
             <w:r>
               <w:rPr>
                 <w:b w:val="0"/>
-                <w:sz w:val="22"/>
+                <w:sz w:val="21"/>
                 <w:shd w:val="clear" w:color="auto" w:fill="auto"/>
               </w:rPr>
               <w:t>Channel Members</w:t>
@@ -325,7 +325,7 @@
             <w:r>
               <w:rPr>
                 <w:b w:val="0"/>
-                <w:sz w:val="22"/>
+                <w:sz w:val="21"/>
                 <w:shd w:val="clear" w:color="auto" w:fill="auto"/>
               </w:rPr>
               <w:t xml:space="preserve">Ensuring that all members of the migrated channels are correctly transferred to </w:t>
@@ -335,7 +335,7 @@
             <w:r>
               <w:rPr>
                 <w:b w:val="0"/>
-                <w:sz w:val="22"/>
+                <w:sz w:val="21"/>
                 <w:shd w:val="clear" w:color="auto" w:fill="auto"/>
               </w:rPr>
               <w:t>destination,maintaining</w:t>
@@ -345,7 +345,7 @@
             <w:r>
               <w:rPr>
                 <w:b w:val="0"/>
-                <w:sz w:val="22"/>
+                <w:sz w:val="21"/>
                 <w:shd w:val="clear" w:color="auto" w:fill="auto"/>
               </w:rPr>
               <w:t xml:space="preserve"> the same membership and permissions.</w:t>
@@ -375,7 +375,7 @@
             <w:r>
               <w:rPr>
                 <w:b w:val="0"/>
-                <w:sz w:val="22"/>
+                <w:sz w:val="21"/>
                 <w:shd w:val="clear" w:color="auto" w:fill="auto"/>
               </w:rPr>
               <w:t>Message Posted Username</w:t>
@@ -401,7 +401,7 @@
             <w:r>
               <w:rPr>
                 <w:b w:val="0"/>
-                <w:sz w:val="22"/>
+                <w:sz w:val="21"/>
                 <w:shd w:val="clear" w:color="auto" w:fill="auto"/>
               </w:rPr>
               <w:t>Retaining the information about the user who posted each message during the migration process, enabling proper attribution.</w:t>
@@ -431,7 +431,7 @@
             <w:r>
               <w:rPr>
                 <w:b w:val="0"/>
-                <w:sz w:val="22"/>
+                <w:sz w:val="21"/>
                 <w:shd w:val="clear" w:color="auto" w:fill="auto"/>
               </w:rPr>
               <w:t>Text Messages</w:t>
@@ -457,7 +457,7 @@
             <w:r>
               <w:rPr>
                 <w:b w:val="0"/>
-                <w:sz w:val="22"/>
+                <w:sz w:val="21"/>
                 <w:shd w:val="clear" w:color="auto" w:fill="auto"/>
               </w:rPr>
               <w:t>Transferring regular messages from Source to Destination, including text-based communication between users.</w:t>
@@ -487,7 +487,7 @@
             <w:r>
               <w:rPr>
                 <w:b w:val="0"/>
-                <w:sz w:val="22"/>
+                <w:sz w:val="21"/>
                 <w:shd w:val="clear" w:color="auto" w:fill="auto"/>
               </w:rPr>
               <w:t>Threads (</w:t>
@@ -496,7 +496,7 @@
             <w:r>
               <w:rPr>
                 <w:b w:val="0"/>
-                <w:sz w:val="22"/>
+                <w:sz w:val="21"/>
                 <w:shd w:val="clear" w:color="auto" w:fill="auto"/>
               </w:rPr>
               <w:t>reply</w:t>
@@ -505,7 +505,7 @@
             <w:r>
               <w:rPr>
                 <w:b w:val="0"/>
-                <w:sz w:val="22"/>
+                <w:sz w:val="21"/>
                 <w:shd w:val="clear" w:color="auto" w:fill="auto"/>
               </w:rPr>
               <w:t xml:space="preserve"> messages) for Channel</w:t>
@@ -513,7 +513,7 @@
             <w:r>
               <w:rPr>
                 <w:b w:val="0"/>
-                <w:sz w:val="22"/>
+                <w:sz w:val="21"/>
                 <w:shd w:val="clear" w:color="auto" w:fill="auto"/>
               </w:rPr>
               <w:t>s</w:t>
@@ -539,7 +539,7 @@
             <w:r>
               <w:rPr>
                 <w:b w:val="0"/>
-                <w:sz w:val="22"/>
+                <w:sz w:val="21"/>
                 <w:shd w:val="clear" w:color="auto" w:fill="auto"/>
               </w:rPr>
               <w:t>Preserving threaded conversations within channels, allowing users to follow and participate in ongoing discussions.</w:t>
@@ -569,7 +569,7 @@
             <w:r>
               <w:rPr>
                 <w:b w:val="0"/>
-                <w:sz w:val="22"/>
+                <w:sz w:val="21"/>
                 <w:shd w:val="clear" w:color="auto" w:fill="auto"/>
               </w:rPr>
               <w:t>Threads (</w:t>
@@ -578,7 +578,7 @@
             <w:r>
               <w:rPr>
                 <w:b w:val="0"/>
-                <w:sz w:val="22"/>
+                <w:sz w:val="21"/>
                 <w:shd w:val="clear" w:color="auto" w:fill="auto"/>
               </w:rPr>
               <w:t>reply</w:t>
@@ -587,7 +587,7 @@
             <w:r>
               <w:rPr>
                 <w:b w:val="0"/>
-                <w:sz w:val="22"/>
+                <w:sz w:val="21"/>
                 <w:shd w:val="clear" w:color="auto" w:fill="auto"/>
               </w:rPr>
               <w:t xml:space="preserve"> messages) for DMs</w:t>
@@ -613,7 +613,7 @@
             <w:r>
               <w:rPr>
                 <w:b w:val="0"/>
-                <w:sz w:val="22"/>
+                <w:sz w:val="21"/>
                 <w:shd w:val="clear" w:color="auto" w:fill="auto"/>
               </w:rPr>
               <w:t>For direct/group messages, replies are migrated as new/ separate messages</w:t>
@@ -643,7 +643,7 @@
             <w:r>
               <w:rPr>
                 <w:b w:val="0"/>
-                <w:sz w:val="22"/>
+                <w:sz w:val="21"/>
                 <w:shd w:val="clear" w:color="auto" w:fill="auto"/>
               </w:rPr>
               <w:t>Attachments/ Files</w:t>
@@ -669,7 +669,7 @@
             <w:r>
               <w:rPr>
                 <w:b w:val="0"/>
-                <w:sz w:val="22"/>
+                <w:sz w:val="21"/>
                 <w:shd w:val="clear" w:color="auto" w:fill="auto"/>
               </w:rPr>
               <w:t>Migrating file attachments shared within channels, ensuring that all relevant files are transferred and accessible</w:t>
@@ -697,14 +697,14 @@
               <w:ind w:left="0" w:firstLine="0"/>
               <w:rPr>
                 <w:b w:val="0"/>
-                <w:sz w:val="22"/>
-                <w:shd w:val="clear" w:color="auto" w:fill="auto"/>
-              </w:rPr>
-            </w:pPr>
-            <w:r>
-              <w:rPr>
-                <w:b w:val="0"/>
-                <w:sz w:val="22"/>
+                <w:sz w:val="21"/>
+                <w:shd w:val="clear" w:color="auto" w:fill="auto"/>
+              </w:rPr>
+            </w:pPr>
+            <w:r>
+              <w:rPr>
+                <w:b w:val="0"/>
+                <w:sz w:val="21"/>
                 <w:shd w:val="clear" w:color="auto" w:fill="auto"/>
               </w:rPr>
               <w:t>User Mentions in Direct messages</w:t>
@@ -728,14 +728,14 @@
               <w:ind w:left="8" w:firstLine="0"/>
               <w:rPr>
                 <w:b w:val="0"/>
-                <w:sz w:val="22"/>
-                <w:shd w:val="clear" w:color="auto" w:fill="auto"/>
-              </w:rPr>
-            </w:pPr>
-            <w:r>
-              <w:rPr>
-                <w:b w:val="0"/>
-                <w:sz w:val="22"/>
+                <w:sz w:val="21"/>
+                <w:shd w:val="clear" w:color="auto" w:fill="auto"/>
+              </w:rPr>
+            </w:pPr>
+            <w:r>
+              <w:rPr>
+                <w:b w:val="0"/>
+                <w:sz w:val="21"/>
                 <w:shd w:val="clear" w:color="auto" w:fill="auto"/>
               </w:rPr>
               <w:t>Migrates user mentions (e.g., @username) within direct message conversations, preserving the context and interactions where users are tagged.</w:t>
@@ -763,14 +763,14 @@
               <w:ind w:left="0" w:firstLine="0"/>
               <w:rPr>
                 <w:b w:val="0"/>
-                <w:sz w:val="22"/>
-                <w:shd w:val="clear" w:color="auto" w:fill="auto"/>
-              </w:rPr>
-            </w:pPr>
-            <w:r>
-              <w:rPr>
-                <w:b w:val="0"/>
-                <w:sz w:val="22"/>
+                <w:sz w:val="21"/>
+                <w:shd w:val="clear" w:color="auto" w:fill="auto"/>
+              </w:rPr>
+            </w:pPr>
+            <w:r>
+              <w:rPr>
+                <w:b w:val="0"/>
+                <w:sz w:val="21"/>
                 <w:shd w:val="clear" w:color="auto" w:fill="auto"/>
               </w:rPr>
               <w:lastRenderedPageBreak/>
@@ -795,14 +795,14 @@
               <w:ind w:left="8" w:firstLine="0"/>
               <w:rPr>
                 <w:b w:val="0"/>
-                <w:sz w:val="22"/>
-                <w:shd w:val="clear" w:color="auto" w:fill="auto"/>
-              </w:rPr>
-            </w:pPr>
-            <w:r>
-              <w:rPr>
-                <w:b w:val="0"/>
-                <w:sz w:val="22"/>
+                <w:sz w:val="21"/>
+                <w:shd w:val="clear" w:color="auto" w:fill="auto"/>
+              </w:rPr>
+            </w:pPr>
+            <w:r>
+              <w:rPr>
+                <w:b w:val="0"/>
+                <w:sz w:val="21"/>
                 <w:shd w:val="clear" w:color="auto" w:fill="auto"/>
               </w:rPr>
               <w:t>Transferring emojis, maintaining the same expressions and visual elements in the migrated content</w:t>
@@ -830,14 +830,14 @@
               <w:ind w:left="0" w:firstLine="0"/>
               <w:rPr>
                 <w:b w:val="0"/>
-                <w:sz w:val="22"/>
-                <w:shd w:val="clear" w:color="auto" w:fill="auto"/>
-              </w:rPr>
-            </w:pPr>
-            <w:r>
-              <w:rPr>
-                <w:b w:val="0"/>
-                <w:sz w:val="22"/>
+                <w:sz w:val="21"/>
+                <w:shd w:val="clear" w:color="auto" w:fill="auto"/>
+              </w:rPr>
+            </w:pPr>
+            <w:r>
+              <w:rPr>
+                <w:b w:val="0"/>
+                <w:sz w:val="21"/>
                 <w:shd w:val="clear" w:color="auto" w:fill="auto"/>
               </w:rPr>
               <w:t>Reactions</w:t>
@@ -861,14 +861,14 @@
               <w:ind w:left="8" w:firstLine="0"/>
               <w:rPr>
                 <w:b w:val="0"/>
-                <w:sz w:val="22"/>
-                <w:shd w:val="clear" w:color="auto" w:fill="auto"/>
-              </w:rPr>
-            </w:pPr>
-            <w:r>
-              <w:rPr>
-                <w:b w:val="0"/>
-                <w:sz w:val="22"/>
+                <w:sz w:val="21"/>
+                <w:shd w:val="clear" w:color="auto" w:fill="auto"/>
+              </w:rPr>
+            </w:pPr>
+            <w:r>
+              <w:rPr>
+                <w:b w:val="0"/>
+                <w:sz w:val="21"/>
                 <w:shd w:val="clear" w:color="auto" w:fill="auto"/>
               </w:rPr>
               <w:t>Transferring reactions used in source, maintaining the same expressions and visual elements in the migrated content.</w:t>
@@ -896,14 +896,14 @@
               <w:ind w:left="0" w:firstLine="0"/>
               <w:rPr>
                 <w:b w:val="0"/>
-                <w:sz w:val="22"/>
-                <w:shd w:val="clear" w:color="auto" w:fill="auto"/>
-              </w:rPr>
-            </w:pPr>
-            <w:r>
-              <w:rPr>
-                <w:b w:val="0"/>
-                <w:sz w:val="22"/>
+                <w:sz w:val="21"/>
+                <w:shd w:val="clear" w:color="auto" w:fill="auto"/>
+              </w:rPr>
+            </w:pPr>
+            <w:r>
+              <w:rPr>
+                <w:b w:val="0"/>
+                <w:sz w:val="21"/>
                 <w:shd w:val="clear" w:color="auto" w:fill="auto"/>
               </w:rPr>
               <w:t>Direct Messages/ Group DMs Migration</w:t>
@@ -927,14 +927,14 @@
               <w:ind w:left="8" w:firstLine="0"/>
               <w:rPr>
                 <w:b w:val="0"/>
-                <w:sz w:val="22"/>
-                <w:shd w:val="clear" w:color="auto" w:fill="auto"/>
-              </w:rPr>
-            </w:pPr>
-            <w:r>
-              <w:rPr>
-                <w:b w:val="0"/>
-                <w:sz w:val="22"/>
+                <w:sz w:val="21"/>
+                <w:shd w:val="clear" w:color="auto" w:fill="auto"/>
+              </w:rPr>
+            </w:pPr>
+            <w:r>
+              <w:rPr>
+                <w:b w:val="0"/>
+                <w:sz w:val="21"/>
                 <w:shd w:val="clear" w:color="auto" w:fill="auto"/>
               </w:rPr>
               <w:t>Migrating one-on-one conversations/ direct messages and Group DMs, ensuring that private communication is transferred securely.</w:t>
@@ -962,14 +962,14 @@
               <w:ind w:left="0" w:firstLine="0"/>
               <w:rPr>
                 <w:b w:val="0"/>
-                <w:sz w:val="22"/>
-                <w:shd w:val="clear" w:color="auto" w:fill="auto"/>
-              </w:rPr>
-            </w:pPr>
-            <w:r>
-              <w:rPr>
-                <w:b w:val="0"/>
-                <w:sz w:val="22"/>
+                <w:sz w:val="21"/>
+                <w:shd w:val="clear" w:color="auto" w:fill="auto"/>
+              </w:rPr>
+            </w:pPr>
+            <w:r>
+              <w:rPr>
+                <w:b w:val="0"/>
+                <w:sz w:val="21"/>
                 <w:shd w:val="clear" w:color="auto" w:fill="auto"/>
               </w:rPr>
               <w:t>Unlimited Delta (Initiating Delta multiple times)</w:t>
@@ -993,14 +993,14 @@
               <w:ind w:left="8" w:firstLine="0"/>
               <w:rPr>
                 <w:b w:val="0"/>
-                <w:sz w:val="22"/>
-                <w:shd w:val="clear" w:color="auto" w:fill="auto"/>
-              </w:rPr>
-            </w:pPr>
-            <w:r>
-              <w:rPr>
-                <w:b w:val="0"/>
-                <w:sz w:val="22"/>
+                <w:sz w:val="21"/>
+                <w:shd w:val="clear" w:color="auto" w:fill="auto"/>
+              </w:rPr>
+            </w:pPr>
+            <w:r>
+              <w:rPr>
+                <w:b w:val="0"/>
+                <w:sz w:val="21"/>
                 <w:shd w:val="clear" w:color="auto" w:fill="auto"/>
               </w:rPr>
               <w:t>Offering unlimited delta migration as a feature, allowing for incremental and continuous migration of messages after a specific point in time, ensuring all new and updated content is seamlessly transferred.</w:t>
@@ -1030,7 +1030,7 @@
             <w:r>
               <w:rPr>
                 <w:b w:val="0"/>
-                <w:sz w:val="22"/>
+                <w:sz w:val="21"/>
                 <w:shd w:val="clear" w:color="auto" w:fill="auto"/>
               </w:rPr>
               <w:t xml:space="preserve">Filtering/ Selecting </w:t>
@@ -1039,7 +1039,7 @@
             <w:r>
               <w:rPr>
                 <w:b w:val="0"/>
-                <w:sz w:val="22"/>
+                <w:sz w:val="21"/>
                 <w:shd w:val="clear" w:color="auto" w:fill="auto"/>
               </w:rPr>
               <w:t>Timeperiod</w:t>
@@ -1048,7 +1048,7 @@
             <w:r>
               <w:rPr>
                 <w:b w:val="0"/>
-                <w:sz w:val="22"/>
+                <w:sz w:val="21"/>
                 <w:shd w:val="clear" w:color="auto" w:fill="auto"/>
               </w:rPr>
               <w:t xml:space="preserve"> to Migrate e.g. last </w:t>
@@ -1060,14 +1060,14 @@
               <w:ind w:left="0" w:firstLine="0"/>
               <w:rPr>
                 <w:b w:val="0"/>
-                <w:sz w:val="22"/>
-                <w:shd w:val="clear" w:color="auto" w:fill="auto"/>
-              </w:rPr>
-            </w:pPr>
-            <w:r>
-              <w:rPr>
-                <w:b w:val="0"/>
-                <w:sz w:val="22"/>
+                <w:sz w:val="21"/>
+                <w:shd w:val="clear" w:color="auto" w:fill="auto"/>
+              </w:rPr>
+            </w:pPr>
+            <w:r>
+              <w:rPr>
+                <w:b w:val="0"/>
+                <w:sz w:val="21"/>
                 <w:shd w:val="clear" w:color="auto" w:fill="auto"/>
               </w:rPr>
               <w:t>18 months, or last 3 years, etc Channels and DMs</w:t>
@@ -1091,14 +1091,14 @@
               <w:ind w:left="8" w:firstLine="0"/>
               <w:rPr>
                 <w:b w:val="0"/>
-                <w:sz w:val="22"/>
-                <w:shd w:val="clear" w:color="auto" w:fill="auto"/>
-              </w:rPr>
-            </w:pPr>
-            <w:r>
-              <w:rPr>
-                <w:b w:val="0"/>
-                <w:sz w:val="22"/>
+                <w:sz w:val="21"/>
+                <w:shd w:val="clear" w:color="auto" w:fill="auto"/>
+              </w:rPr>
+            </w:pPr>
+            <w:r>
+              <w:rPr>
+                <w:b w:val="0"/>
+                <w:sz w:val="21"/>
                 <w:shd w:val="clear" w:color="auto" w:fill="auto"/>
               </w:rPr>
               <w:t xml:space="preserve">Users </w:t>
@@ -1107,7 +1107,7 @@
             <w:r>
               <w:rPr>
                 <w:b w:val="0"/>
-                <w:sz w:val="22"/>
+                <w:sz w:val="21"/>
                 <w:shd w:val="clear" w:color="auto" w:fill="auto"/>
               </w:rPr>
               <w:t>can</w:t>
@@ -1116,7 +1116,7 @@
             <w:r>
               <w:rPr>
                 <w:b w:val="0"/>
-                <w:sz w:val="22"/>
+                <w:sz w:val="21"/>
                 <w:shd w:val="clear" w:color="auto" w:fill="auto"/>
               </w:rPr>
               <w:t xml:space="preserve"> able to filter channels based on specific time frames for efficient migration.</w:t>
@@ -1144,14 +1144,14 @@
               <w:ind w:left="0" w:firstLine="0"/>
               <w:rPr>
                 <w:b w:val="0"/>
-                <w:sz w:val="22"/>
-                <w:shd w:val="clear" w:color="auto" w:fill="auto"/>
-              </w:rPr>
-            </w:pPr>
-            <w:r>
-              <w:rPr>
-                <w:b w:val="0"/>
-                <w:sz w:val="22"/>
+                <w:sz w:val="21"/>
+                <w:shd w:val="clear" w:color="auto" w:fill="auto"/>
+              </w:rPr>
+            </w:pPr>
+            <w:r>
+              <w:rPr>
+                <w:b w:val="0"/>
+                <w:sz w:val="21"/>
                 <w:shd w:val="clear" w:color="auto" w:fill="auto"/>
               </w:rPr>
               <w:t>Suspended users during the migration are mapped to the service account</w:t>
@@ -1175,14 +1175,14 @@
               <w:ind w:left="8" w:firstLine="0"/>
               <w:rPr>
                 <w:b w:val="0"/>
-                <w:sz w:val="22"/>
-                <w:shd w:val="clear" w:color="auto" w:fill="auto"/>
-              </w:rPr>
-            </w:pPr>
-            <w:r>
-              <w:rPr>
-                <w:b w:val="0"/>
-                <w:sz w:val="22"/>
+                <w:sz w:val="21"/>
+                <w:shd w:val="clear" w:color="auto" w:fill="auto"/>
+              </w:rPr>
+            </w:pPr>
+            <w:r>
+              <w:rPr>
+                <w:b w:val="0"/>
+                <w:sz w:val="21"/>
                 <w:shd w:val="clear" w:color="auto" w:fill="auto"/>
               </w:rPr>
               <w:t>During migration from Source to Destination, suspended users will be seamlessly mapped with service accounts.</w:t>
@@ -1210,14 +1210,14 @@
               <w:ind w:left="0" w:firstLine="0"/>
               <w:rPr>
                 <w:b w:val="0"/>
-                <w:sz w:val="22"/>
-                <w:shd w:val="clear" w:color="auto" w:fill="auto"/>
-              </w:rPr>
-            </w:pPr>
-            <w:r>
-              <w:rPr>
-                <w:b w:val="0"/>
-                <w:sz w:val="22"/>
+                <w:sz w:val="21"/>
+                <w:shd w:val="clear" w:color="auto" w:fill="auto"/>
+              </w:rPr>
+            </w:pPr>
+            <w:r>
+              <w:rPr>
+                <w:b w:val="0"/>
+                <w:sz w:val="21"/>
                 <w:shd w:val="clear" w:color="auto" w:fill="auto"/>
               </w:rPr>
               <w:t>Channel Renaming</w:t>
@@ -1241,14 +1241,14 @@
               <w:ind w:left="8" w:firstLine="0"/>
               <w:rPr>
                 <w:b w:val="0"/>
-                <w:sz w:val="22"/>
-                <w:shd w:val="clear" w:color="auto" w:fill="auto"/>
-              </w:rPr>
-            </w:pPr>
-            <w:r>
-              <w:rPr>
-                <w:b w:val="0"/>
-                <w:sz w:val="22"/>
+                <w:sz w:val="21"/>
+                <w:shd w:val="clear" w:color="auto" w:fill="auto"/>
+              </w:rPr>
+            </w:pPr>
+            <w:r>
+              <w:rPr>
+                <w:b w:val="0"/>
+                <w:sz w:val="21"/>
                 <w:shd w:val="clear" w:color="auto" w:fill="auto"/>
               </w:rPr>
               <w:t>Users can rename channels by simply highlighting the channel name text box.</w:t>
@@ -1276,14 +1276,14 @@
               <w:ind w:left="0" w:firstLine="0"/>
               <w:rPr>
                 <w:b w:val="0"/>
-                <w:sz w:val="22"/>
-                <w:shd w:val="clear" w:color="auto" w:fill="auto"/>
-              </w:rPr>
-            </w:pPr>
-            <w:r>
-              <w:rPr>
-                <w:b w:val="0"/>
-                <w:sz w:val="22"/>
+                <w:sz w:val="21"/>
+                <w:shd w:val="clear" w:color="auto" w:fill="auto"/>
+              </w:rPr>
+            </w:pPr>
+            <w:r>
+              <w:rPr>
+                <w:b w:val="0"/>
+                <w:sz w:val="21"/>
                 <w:shd w:val="clear" w:color="auto" w:fill="auto"/>
               </w:rPr>
               <w:t>Bulk Delta Migration</w:t>
@@ -1307,14 +1307,14 @@
               <w:ind w:left="8" w:firstLine="0"/>
               <w:rPr>
                 <w:b w:val="0"/>
-                <w:sz w:val="22"/>
-                <w:shd w:val="clear" w:color="auto" w:fill="auto"/>
-              </w:rPr>
-            </w:pPr>
-            <w:r>
-              <w:rPr>
-                <w:b w:val="0"/>
-                <w:sz w:val="22"/>
+                <w:sz w:val="21"/>
+                <w:shd w:val="clear" w:color="auto" w:fill="auto"/>
+              </w:rPr>
+            </w:pPr>
+            <w:r>
+              <w:rPr>
+                <w:b w:val="0"/>
+                <w:sz w:val="21"/>
                 <w:shd w:val="clear" w:color="auto" w:fill="auto"/>
               </w:rPr>
               <w:t>This feature allows users to initiate delta migrations for multiple channels at the job level, significantly reducing manual work. Previously, delta migrations had to be initiated individually at the workspace level for each channel.</w:t>
@@ -1342,14 +1342,14 @@
               <w:ind w:left="0" w:firstLine="0"/>
               <w:rPr>
                 <w:b w:val="0"/>
-                <w:sz w:val="22"/>
-                <w:shd w:val="clear" w:color="auto" w:fill="auto"/>
-              </w:rPr>
-            </w:pPr>
-            <w:r>
-              <w:rPr>
-                <w:b w:val="0"/>
-                <w:sz w:val="22"/>
+                <w:sz w:val="21"/>
+                <w:shd w:val="clear" w:color="auto" w:fill="auto"/>
+              </w:rPr>
+            </w:pPr>
+            <w:r>
+              <w:rPr>
+                <w:b w:val="0"/>
+                <w:sz w:val="21"/>
                 <w:shd w:val="clear" w:color="auto" w:fill="auto"/>
               </w:rPr>
               <w:t>Start and End Date of Migration</w:t>
@@ -1373,14 +1373,14 @@
               <w:ind w:left="8" w:firstLine="0"/>
               <w:rPr>
                 <w:b w:val="0"/>
-                <w:sz w:val="22"/>
-                <w:shd w:val="clear" w:color="auto" w:fill="auto"/>
-              </w:rPr>
-            </w:pPr>
-            <w:r>
-              <w:rPr>
-                <w:b w:val="0"/>
-                <w:sz w:val="22"/>
+                <w:sz w:val="21"/>
+                <w:shd w:val="clear" w:color="auto" w:fill="auto"/>
+              </w:rPr>
+            </w:pPr>
+            <w:r>
+              <w:rPr>
+                <w:b w:val="0"/>
+                <w:sz w:val="21"/>
                 <w:shd w:val="clear" w:color="auto" w:fill="auto"/>
               </w:rPr>
               <w:t>After initiating the Channel/DM migration, the UI will display the initiated date. Once the migration is completed, the processed date will also be updated and shown.</w:t>
@@ -1408,14 +1408,14 @@
               <w:ind w:left="0" w:firstLine="0"/>
               <w:rPr>
                 <w:b w:val="0"/>
-                <w:sz w:val="22"/>
-                <w:shd w:val="clear" w:color="auto" w:fill="auto"/>
-              </w:rPr>
-            </w:pPr>
-            <w:r>
-              <w:rPr>
-                <w:b w:val="0"/>
-                <w:sz w:val="22"/>
+                <w:sz w:val="21"/>
+                <w:shd w:val="clear" w:color="auto" w:fill="auto"/>
+              </w:rPr>
+            </w:pPr>
+            <w:r>
+              <w:rPr>
+                <w:b w:val="0"/>
+                <w:sz w:val="21"/>
                 <w:shd w:val="clear" w:color="auto" w:fill="auto"/>
               </w:rPr>
               <w:t>Text Formatting</w:t>
@@ -1439,14 +1439,14 @@
               <w:ind w:left="8" w:firstLine="0"/>
               <w:rPr>
                 <w:b w:val="0"/>
-                <w:sz w:val="22"/>
-                <w:shd w:val="clear" w:color="auto" w:fill="auto"/>
-              </w:rPr>
-            </w:pPr>
-            <w:r>
-              <w:rPr>
-                <w:b w:val="0"/>
-                <w:sz w:val="22"/>
+                <w:sz w:val="21"/>
+                <w:shd w:val="clear" w:color="auto" w:fill="auto"/>
+              </w:rPr>
+            </w:pPr>
+            <w:r>
+              <w:rPr>
+                <w:b w:val="0"/>
+                <w:sz w:val="21"/>
                 <w:shd w:val="clear" w:color="auto" w:fill="auto"/>
               </w:rPr>
               <w:t>Preserves formatting like bold, italic, underline, and more during message migration.</w:t>
@@ -1474,14 +1474,14 @@
               <w:ind w:left="0" w:firstLine="0"/>
               <w:rPr>
                 <w:b w:val="0"/>
-                <w:sz w:val="22"/>
-                <w:shd w:val="clear" w:color="auto" w:fill="auto"/>
-              </w:rPr>
-            </w:pPr>
-            <w:r>
-              <w:rPr>
-                <w:b w:val="0"/>
-                <w:sz w:val="22"/>
+                <w:sz w:val="21"/>
+                <w:shd w:val="clear" w:color="auto" w:fill="auto"/>
+              </w:rPr>
+            </w:pPr>
+            <w:r>
+              <w:rPr>
+                <w:b w:val="0"/>
+                <w:sz w:val="21"/>
                 <w:shd w:val="clear" w:color="auto" w:fill="auto"/>
               </w:rPr>
               <w:lastRenderedPageBreak/>
@@ -1506,14 +1506,14 @@
               <w:ind w:left="8" w:firstLine="0"/>
               <w:rPr>
                 <w:b w:val="0"/>
-                <w:sz w:val="22"/>
-                <w:shd w:val="clear" w:color="auto" w:fill="auto"/>
-              </w:rPr>
-            </w:pPr>
-            <w:r>
-              <w:rPr>
-                <w:b w:val="0"/>
-                <w:sz w:val="22"/>
+                <w:sz w:val="21"/>
+                <w:shd w:val="clear" w:color="auto" w:fill="auto"/>
+              </w:rPr>
+            </w:pPr>
+            <w:r>
+              <w:rPr>
+                <w:b w:val="0"/>
+                <w:sz w:val="21"/>
                 <w:shd w:val="clear" w:color="auto" w:fill="auto"/>
               </w:rPr>
               <w:t>Transfers any links shared in messages from the source to the destination platform.</w:t>
@@ -1541,14 +1541,14 @@
               <w:ind w:left="0" w:firstLine="0"/>
               <w:rPr>
                 <w:b w:val="0"/>
-                <w:sz w:val="22"/>
-                <w:shd w:val="clear" w:color="auto" w:fill="auto"/>
-              </w:rPr>
-            </w:pPr>
-            <w:r>
-              <w:rPr>
-                <w:b w:val="0"/>
-                <w:sz w:val="22"/>
+                <w:sz w:val="21"/>
+                <w:shd w:val="clear" w:color="auto" w:fill="auto"/>
+              </w:rPr>
+            </w:pPr>
+            <w:r>
+              <w:rPr>
+                <w:b w:val="0"/>
+                <w:sz w:val="21"/>
                 <w:shd w:val="clear" w:color="auto" w:fill="auto"/>
               </w:rPr>
               <w:t>GIF</w:t>
@@ -1572,14 +1572,14 @@
               <w:ind w:left="8" w:firstLine="0"/>
               <w:rPr>
                 <w:b w:val="0"/>
-                <w:sz w:val="22"/>
-                <w:shd w:val="clear" w:color="auto" w:fill="auto"/>
-              </w:rPr>
-            </w:pPr>
-            <w:r>
-              <w:rPr>
-                <w:b w:val="0"/>
-                <w:sz w:val="22"/>
+                <w:sz w:val="21"/>
+                <w:shd w:val="clear" w:color="auto" w:fill="auto"/>
+              </w:rPr>
+            </w:pPr>
+            <w:r>
+              <w:rPr>
+                <w:b w:val="0"/>
+                <w:sz w:val="21"/>
                 <w:shd w:val="clear" w:color="auto" w:fill="auto"/>
               </w:rPr>
               <w:t>Supports the migration of animated GIFs shared in messages.</w:t>
@@ -1607,14 +1607,14 @@
               <w:ind w:left="0" w:firstLine="0"/>
               <w:rPr>
                 <w:b w:val="0"/>
-                <w:sz w:val="22"/>
-                <w:shd w:val="clear" w:color="auto" w:fill="auto"/>
-              </w:rPr>
-            </w:pPr>
-            <w:r>
-              <w:rPr>
-                <w:b w:val="0"/>
-                <w:sz w:val="22"/>
+                <w:sz w:val="21"/>
+                <w:shd w:val="clear" w:color="auto" w:fill="auto"/>
+              </w:rPr>
+            </w:pPr>
+            <w:r>
+              <w:rPr>
+                <w:b w:val="0"/>
+                <w:sz w:val="21"/>
                 <w:shd w:val="clear" w:color="auto" w:fill="auto"/>
               </w:rPr>
               <w:t>Synchronizing channels</w:t>
@@ -1638,14 +1638,14 @@
               <w:ind w:left="8" w:firstLine="0"/>
               <w:rPr>
                 <w:b w:val="0"/>
-                <w:sz w:val="22"/>
-                <w:shd w:val="clear" w:color="auto" w:fill="auto"/>
-              </w:rPr>
-            </w:pPr>
-            <w:r>
-              <w:rPr>
-                <w:b w:val="0"/>
-                <w:sz w:val="22"/>
+                <w:sz w:val="21"/>
+                <w:shd w:val="clear" w:color="auto" w:fill="auto"/>
+              </w:rPr>
+            </w:pPr>
+            <w:r>
+              <w:rPr>
+                <w:b w:val="0"/>
+                <w:sz w:val="21"/>
                 <w:shd w:val="clear" w:color="auto" w:fill="auto"/>
               </w:rPr>
               <w:t>Newly created channels will be fetched in the UI</w:t>
@@ -1673,14 +1673,14 @@
               <w:ind w:left="0" w:firstLine="0"/>
               <w:rPr>
                 <w:b w:val="0"/>
-                <w:sz w:val="22"/>
-                <w:shd w:val="clear" w:color="auto" w:fill="auto"/>
-              </w:rPr>
-            </w:pPr>
-            <w:r>
-              <w:rPr>
-                <w:b w:val="0"/>
-                <w:sz w:val="22"/>
+                <w:sz w:val="21"/>
+                <w:shd w:val="clear" w:color="auto" w:fill="auto"/>
+              </w:rPr>
+            </w:pPr>
+            <w:r>
+              <w:rPr>
+                <w:b w:val="0"/>
+                <w:sz w:val="21"/>
                 <w:shd w:val="clear" w:color="auto" w:fill="auto"/>
               </w:rPr>
               <w:t>CSV Upload and Download Functionality</w:t>
@@ -1704,14 +1704,14 @@
               <w:ind w:left="8" w:firstLine="0"/>
               <w:rPr>
                 <w:b w:val="0"/>
-                <w:sz w:val="22"/>
-                <w:shd w:val="clear" w:color="auto" w:fill="auto"/>
-              </w:rPr>
-            </w:pPr>
-            <w:r>
-              <w:rPr>
-                <w:b w:val="0"/>
-                <w:sz w:val="22"/>
+                <w:sz w:val="21"/>
+                <w:shd w:val="clear" w:color="auto" w:fill="auto"/>
+              </w:rPr>
+            </w:pPr>
+            <w:r>
+              <w:rPr>
+                <w:b w:val="0"/>
+                <w:sz w:val="21"/>
                 <w:shd w:val="clear" w:color="auto" w:fill="auto"/>
               </w:rPr>
               <w:t>Enables users to upload and download CSV files through the UI for easy data import and export during the migration process.</w:t>
@@ -1739,14 +1739,14 @@
               <w:ind w:left="0" w:firstLine="0"/>
               <w:rPr>
                 <w:b w:val="0"/>
-                <w:sz w:val="22"/>
-                <w:shd w:val="clear" w:color="auto" w:fill="auto"/>
-              </w:rPr>
-            </w:pPr>
-            <w:r>
-              <w:rPr>
-                <w:b w:val="0"/>
-                <w:sz w:val="22"/>
+                <w:sz w:val="21"/>
+                <w:shd w:val="clear" w:color="auto" w:fill="auto"/>
+              </w:rPr>
+            </w:pPr>
+            <w:r>
+              <w:rPr>
+                <w:b w:val="0"/>
+                <w:sz w:val="21"/>
                 <w:shd w:val="clear" w:color="auto" w:fill="auto"/>
               </w:rPr>
               <w:t>Validation Report Generation</w:t>
@@ -1770,14 +1770,14 @@
               <w:ind w:left="8" w:firstLine="0"/>
               <w:rPr>
                 <w:b w:val="0"/>
-                <w:sz w:val="22"/>
-                <w:shd w:val="clear" w:color="auto" w:fill="auto"/>
-              </w:rPr>
-            </w:pPr>
-            <w:r>
-              <w:rPr>
-                <w:b w:val="0"/>
-                <w:sz w:val="22"/>
+                <w:sz w:val="21"/>
+                <w:shd w:val="clear" w:color="auto" w:fill="auto"/>
+              </w:rPr>
+            </w:pPr>
+            <w:r>
+              <w:rPr>
+                <w:b w:val="0"/>
+                <w:sz w:val="21"/>
                 <w:shd w:val="clear" w:color="auto" w:fill="auto"/>
               </w:rPr>
               <w:t>Produces a validation report after CSV upload to confirm data accuracy and highlight any errors</w:t>
@@ -1805,14 +1805,14 @@
               <w:ind w:left="0" w:firstLine="0"/>
               <w:rPr>
                 <w:b w:val="0"/>
-                <w:sz w:val="22"/>
-                <w:shd w:val="clear" w:color="auto" w:fill="auto"/>
-              </w:rPr>
-            </w:pPr>
-            <w:r>
-              <w:rPr>
-                <w:b w:val="0"/>
-                <w:sz w:val="22"/>
+                <w:sz w:val="21"/>
+                <w:shd w:val="clear" w:color="auto" w:fill="auto"/>
+              </w:rPr>
+            </w:pPr>
+            <w:r>
+              <w:rPr>
+                <w:b w:val="0"/>
+                <w:sz w:val="21"/>
                 <w:shd w:val="clear" w:color="auto" w:fill="auto"/>
               </w:rPr>
               <w:t>Modified the timestamp for direct messages.</w:t>
@@ -1838,7 +1838,7 @@
             <w:r>
               <w:rPr>
                 <w:b w:val="0"/>
-                <w:sz w:val="22"/>
+                <w:sz w:val="21"/>
                 <w:shd w:val="clear" w:color="auto" w:fill="auto"/>
               </w:rPr>
               <w:t xml:space="preserve">Timestamps in direct messages are migrated in new format. Google Chat: 2023-09-22T10:30:49Z </w:t>
@@ -1852,7 +1852,7 @@
             <w:r>
               <w:rPr>
                 <w:b w:val="0"/>
-                <w:sz w:val="22"/>
+                <w:sz w:val="21"/>
                 <w:shd w:val="clear" w:color="auto" w:fill="auto"/>
               </w:rPr>
               <w:t xml:space="preserve">Google </w:t>
@@ -1861,7 +1861,7 @@
             <w:r>
               <w:rPr>
                 <w:b w:val="0"/>
-                <w:sz w:val="22"/>
+                <w:sz w:val="21"/>
                 <w:shd w:val="clear" w:color="auto" w:fill="auto"/>
               </w:rPr>
               <w:t>Chat :</w:t>
@@ -1870,7 +1870,7 @@
             <w:r>
               <w:rPr>
                 <w:b w:val="0"/>
-                <w:sz w:val="22"/>
+                <w:sz w:val="21"/>
                 <w:shd w:val="clear" w:color="auto" w:fill="auto"/>
               </w:rPr>
               <w:t xml:space="preserve"> Message </w:t>
@@ -1879,7 +1879,7 @@
             <w:r>
               <w:rPr>
                 <w:b w:val="0"/>
-                <w:sz w:val="22"/>
+                <w:sz w:val="21"/>
                 <w:shd w:val="clear" w:color="auto" w:fill="auto"/>
               </w:rPr>
               <w:t>Posted :</w:t>
@@ -1888,7 +1888,7 @@
             <w:r>
               <w:rPr>
                 <w:b w:val="0"/>
-                <w:sz w:val="22"/>
+                <w:sz w:val="21"/>
                 <w:shd w:val="clear" w:color="auto" w:fill="auto"/>
               </w:rPr>
               <w:t xml:space="preserve"> 31 Oct 2022 at </w:t>
@@ -1900,14 +1900,14 @@
               <w:ind w:left="8" w:firstLine="0"/>
               <w:rPr>
                 <w:b w:val="0"/>
-                <w:sz w:val="22"/>
-                <w:shd w:val="clear" w:color="auto" w:fill="auto"/>
-              </w:rPr>
-            </w:pPr>
-            <w:r>
-              <w:rPr>
-                <w:b w:val="0"/>
-                <w:sz w:val="22"/>
+                <w:sz w:val="21"/>
+                <w:shd w:val="clear" w:color="auto" w:fill="auto"/>
+              </w:rPr>
+            </w:pPr>
+            <w:r>
+              <w:rPr>
+                <w:b w:val="0"/>
+                <w:sz w:val="21"/>
                 <w:shd w:val="clear" w:color="auto" w:fill="auto"/>
               </w:rPr>
               <w:t>21:38:30</w:t>
@@ -1936,10 +1936,10 @@
   <w:docDefaults>
     <w:rPrDefault>
       <w:rPr>
-        <w:rFonts w:asciiTheme="minorHAnsi" w:eastAsiaTheme="minorEastAsia" w:hAnsiTheme="minorHAnsi" w:cstheme="minorBidi"/>
+        <w:rFonts w:ascii="Arial" w:hAnsi="Arial" w:cs="Arial" w:eastAsia="Arial"/>
         <w:kern w:val="2"/>
-        <w:sz w:val="24"/>
-        <w:szCs w:val="24"/>
+        <w:sz w:val="21"/>
+        <w:szCs w:val="21"/>
         <w:lang w:val="en-IN" w:eastAsia="en-IN" w:bidi="ar-SA"/>
         <w14:ligatures w14:val="standardContextual"/>
       </w:rPr>
@@ -2337,7 +2337,7 @@
       <w:ind w:left="536" w:hanging="10"/>
     </w:pPr>
     <w:rPr>
-      <w:rFonts w:ascii="Arial" w:eastAsia="Arial" w:hAnsi="Arial" w:cs="Arial"/>
+      <w:rFonts w:ascii="Arial" w:hAnsi="Arial" w:cs="Arial" w:eastAsia="Arial"/>
       <w:b/>
       <w:color w:val="000000"/>
       <w:shd w:val="clear" w:color="auto" w:fill="B6DDE8"/>
